--- a/docs/6k/diploma/текст__ВКР.docx
+++ b/docs/6k/diploma/текст__ВКР.docx
@@ -10185,12 +10185,15 @@
         </w:rPr>
       </w:pPr>
       <w:r>
+        <w:rPr>
+          <w:rFonts w:eastAsia="Calibri"/>
+        </w:rPr>
         <w:lastRenderedPageBreak/>
         <w:drawing>
-          <wp:inline distT="0" distB="0" distL="0" distR="0" wp14:anchorId="08EBA212" wp14:editId="0FA6BF30">
-            <wp:extent cx="5640874" cy="5481084"/>
-            <wp:effectExtent l="0" t="0" r="0" b="5715"/>
-            <wp:docPr id="1339729563" name="Рисунок 1"/>
+          <wp:inline distT="0" distB="0" distL="0" distR="0" wp14:anchorId="153FE41F" wp14:editId="02FCC056">
+            <wp:extent cx="5940425" cy="5461635"/>
+            <wp:effectExtent l="0" t="0" r="3175" b="5715"/>
+            <wp:docPr id="1817566929" name="Рисунок 1"/>
             <wp:cNvGraphicFramePr>
               <a:graphicFrameLocks xmlns:a="http://schemas.openxmlformats.org/drawingml/2006/main" noChangeAspect="1"/>
             </wp:cNvGraphicFramePr>
@@ -10198,7 +10201,7 @@
               <a:graphicData uri="http://schemas.openxmlformats.org/drawingml/2006/picture">
                 <pic:pic xmlns:pic="http://schemas.openxmlformats.org/drawingml/2006/picture">
                   <pic:nvPicPr>
-                    <pic:cNvPr id="1339729563" name=""/>
+                    <pic:cNvPr id="1817566929" name=""/>
                     <pic:cNvPicPr/>
                   </pic:nvPicPr>
                   <pic:blipFill>
@@ -10210,7 +10213,7 @@
                   <pic:spPr>
                     <a:xfrm>
                       <a:off x="0" y="0"/>
-                      <a:ext cx="5646291" cy="5486347"/>
+                      <a:ext cx="5940425" cy="5461635"/>
                     </a:xfrm>
                     <a:prstGeom prst="rect">
                       <a:avLst/>
@@ -17548,20 +17551,68 @@
         <w:spacing w:before="0" w:after="0"/>
         <w:ind w:left="0" w:firstLine="851"/>
       </w:pPr>
-      <w:r>
-        <w:t>Статья «</w:t>
+      <w:proofErr w:type="spellStart"/>
+      <w:r>
+        <w:t>Голосуев</w:t>
+      </w:r>
+      <w:proofErr w:type="spellEnd"/>
+      <w:r>
+        <w:t xml:space="preserve">, Д. В. </w:t>
       </w:r>
       <w:r>
         <w:t>Обзор платформ для обучения программированию: функциональные возможности, методы автоматизированной проверки и безопасность выполнения кода</w:t>
       </w:r>
       <w:r>
-        <w:t>» в журнале «</w:t>
+        <w:t xml:space="preserve"> / </w:t>
+      </w:r>
+      <w:r>
+        <w:t xml:space="preserve">Д. В. </w:t>
+      </w:r>
+      <w:proofErr w:type="spellStart"/>
+      <w:r>
+        <w:t>Голосуев</w:t>
+      </w:r>
+      <w:proofErr w:type="spellEnd"/>
+      <w:r>
+        <w:t>, В. В. Долгов</w:t>
+      </w:r>
+      <w:r>
+        <w:t xml:space="preserve">. – </w:t>
+      </w:r>
+      <w:proofErr w:type="gramStart"/>
+      <w:r>
+        <w:t>Текст</w:t>
+      </w:r>
+      <w:r>
+        <w:t xml:space="preserve"> </w:t>
+      </w:r>
+      <w:r>
+        <w:t>:</w:t>
+      </w:r>
+      <w:proofErr w:type="gramEnd"/>
+      <w:r>
+        <w:t xml:space="preserve"> непосредственный </w:t>
+      </w:r>
+      <w:r>
+        <w:t>//</w:t>
+      </w:r>
+      <w:r>
+        <w:t xml:space="preserve"> </w:t>
       </w:r>
       <w:r>
         <w:t>Молодой исследователь Дона</w:t>
       </w:r>
       <w:r>
-        <w:t>».</w:t>
+        <w:t>.</w:t>
+      </w:r>
+      <w:r>
+        <w:t xml:space="preserve"> – 2025. – № 10(2)</w:t>
+      </w:r>
+      <w:r>
+        <w:t>.</w:t>
+      </w:r>
+      <w:r>
+        <w:t xml:space="preserve"> – С. 29–32.</w:t>
       </w:r>
     </w:p>
     <w:bookmarkEnd w:id="43"/>
@@ -22956,21 +23007,7 @@
         <w:rPr>
           <w:sz w:val="24"/>
         </w:rPr>
-        <w:t xml:space="preserve">1) Все функции информационной системы перечисленные </w:t>
-      </w:r>
-      <w:proofErr w:type="gramStart"/>
-      <w:r>
-        <w:rPr>
-          <w:sz w:val="24"/>
-        </w:rPr>
-        <w:t>в пункта</w:t>
-      </w:r>
-      <w:proofErr w:type="gramEnd"/>
-      <w:r>
-        <w:rPr>
-          <w:sz w:val="24"/>
-        </w:rPr>
-        <w:t xml:space="preserve"> А.3 реализованы и успешно проходят функциональное тестирование при сдаче продукта ответственному за приемку на кафедре.</w:t>
+        <w:t>1) Все функции информационной системы перечисленные в пункта А.3 реализованы и успешно проходят функциональное тестирование при сдаче продукта ответственному за приемку на кафедре.</w:t>
       </w:r>
     </w:p>
     <w:p>
@@ -29155,9 +29192,25 @@
                                 <w:pStyle w:val="a8"/>
                                 <w:rPr>
                                   <w:sz w:val="16"/>
-                                  <w:lang w:val="en-US"/>
+                                  <w:lang w:val="ru-RU"/>
                                 </w:rPr>
                               </w:pPr>
+                              <w:r>
+                                <w:rPr>
+                                  <w:sz w:val="16"/>
+                                  <w:lang w:val="ru-RU"/>
+                                </w:rPr>
+                                <w:t xml:space="preserve">Долгов </w:t>
+                              </w:r>
+                              <w:proofErr w:type="gramStart"/>
+                              <w:r>
+                                <w:rPr>
+                                  <w:sz w:val="16"/>
+                                  <w:lang w:val="ru-RU"/>
+                                </w:rPr>
+                                <w:t>В.В.</w:t>
+                              </w:r>
+                              <w:proofErr w:type="gramEnd"/>
                             </w:p>
                           </w:txbxContent>
                         </wps:txbx>
@@ -30447,9 +30500,25 @@
                           <w:pStyle w:val="a8"/>
                           <w:rPr>
                             <w:sz w:val="16"/>
-                            <w:lang w:val="en-US"/>
+                            <w:lang w:val="ru-RU"/>
                           </w:rPr>
                         </w:pPr>
+                        <w:r>
+                          <w:rPr>
+                            <w:sz w:val="16"/>
+                            <w:lang w:val="ru-RU"/>
+                          </w:rPr>
+                          <w:t xml:space="preserve">Долгов </w:t>
+                        </w:r>
+                        <w:proofErr w:type="gramStart"/>
+                        <w:r>
+                          <w:rPr>
+                            <w:sz w:val="16"/>
+                            <w:lang w:val="ru-RU"/>
+                          </w:rPr>
+                          <w:t>В.В.</w:t>
+                        </w:r>
+                        <w:proofErr w:type="gramEnd"/>
                       </w:p>
                     </w:txbxContent>
                   </v:textbox>
@@ -36948,7 +37017,7 @@
     <w:autoRedefine/>
     <w:uiPriority w:val="39"/>
     <w:unhideWhenUsed/>
-    <w:rsid w:val="0039181F"/>
+    <w:rsid w:val="006C5DC5"/>
     <w:pPr>
       <w:tabs>
         <w:tab w:val="right" w:leader="dot" w:pos="9345"/>

--- a/docs/6k/diploma/текст__ВКР.docx
+++ b/docs/6k/diploma/текст__ВКР.docx
@@ -19,6 +19,7 @@
     <w:p>
       <w:pPr>
         <w:pStyle w:val="12"/>
+        <w:spacing w:after="0"/>
         <w:rPr>
           <w:rFonts w:asciiTheme="minorHAnsi" w:eastAsiaTheme="minorEastAsia" w:hAnsiTheme="minorHAnsi" w:cstheme="minorBidi"/>
           <w:noProof/>
@@ -98,6 +99,7 @@
     <w:p>
       <w:pPr>
         <w:pStyle w:val="12"/>
+        <w:spacing w:after="0"/>
         <w:rPr>
           <w:rFonts w:asciiTheme="minorHAnsi" w:eastAsiaTheme="minorEastAsia" w:hAnsiTheme="minorHAnsi" w:cstheme="minorBidi"/>
           <w:noProof/>
@@ -159,6 +161,7 @@
     <w:p>
       <w:pPr>
         <w:pStyle w:val="21"/>
+        <w:spacing w:after="0"/>
         <w:rPr>
           <w:rFonts w:asciiTheme="minorHAnsi" w:eastAsiaTheme="minorEastAsia" w:hAnsiTheme="minorHAnsi" w:cstheme="minorBidi"/>
           <w:noProof/>
@@ -220,6 +223,7 @@
     <w:p>
       <w:pPr>
         <w:pStyle w:val="21"/>
+        <w:spacing w:after="0"/>
         <w:rPr>
           <w:rFonts w:asciiTheme="minorHAnsi" w:eastAsiaTheme="minorEastAsia" w:hAnsiTheme="minorHAnsi" w:cstheme="minorBidi"/>
           <w:noProof/>
@@ -281,6 +285,7 @@
     <w:p>
       <w:pPr>
         <w:pStyle w:val="21"/>
+        <w:spacing w:after="0"/>
         <w:rPr>
           <w:rFonts w:asciiTheme="minorHAnsi" w:eastAsiaTheme="minorEastAsia" w:hAnsiTheme="minorHAnsi" w:cstheme="minorBidi"/>
           <w:noProof/>
@@ -342,6 +347,7 @@
     <w:p>
       <w:pPr>
         <w:pStyle w:val="21"/>
+        <w:spacing w:after="0"/>
         <w:rPr>
           <w:rFonts w:asciiTheme="minorHAnsi" w:eastAsiaTheme="minorEastAsia" w:hAnsiTheme="minorHAnsi" w:cstheme="minorBidi"/>
           <w:noProof/>
@@ -403,6 +409,7 @@
     <w:p>
       <w:pPr>
         <w:pStyle w:val="21"/>
+        <w:spacing w:after="0"/>
         <w:rPr>
           <w:rFonts w:asciiTheme="minorHAnsi" w:eastAsiaTheme="minorEastAsia" w:hAnsiTheme="minorHAnsi" w:cstheme="minorBidi"/>
           <w:noProof/>
@@ -464,6 +471,7 @@
     <w:p>
       <w:pPr>
         <w:pStyle w:val="12"/>
+        <w:spacing w:after="0"/>
         <w:rPr>
           <w:rFonts w:asciiTheme="minorHAnsi" w:eastAsiaTheme="minorEastAsia" w:hAnsiTheme="minorHAnsi" w:cstheme="minorBidi"/>
           <w:noProof/>
@@ -525,6 +533,7 @@
     <w:p>
       <w:pPr>
         <w:pStyle w:val="21"/>
+        <w:spacing w:after="0"/>
         <w:rPr>
           <w:rFonts w:asciiTheme="minorHAnsi" w:eastAsiaTheme="minorEastAsia" w:hAnsiTheme="minorHAnsi" w:cstheme="minorBidi"/>
           <w:noProof/>
@@ -586,6 +595,7 @@
     <w:p>
       <w:pPr>
         <w:pStyle w:val="21"/>
+        <w:spacing w:after="0"/>
         <w:rPr>
           <w:rFonts w:asciiTheme="minorHAnsi" w:eastAsiaTheme="minorEastAsia" w:hAnsiTheme="minorHAnsi" w:cstheme="minorBidi"/>
           <w:noProof/>
@@ -647,6 +657,7 @@
     <w:p>
       <w:pPr>
         <w:pStyle w:val="21"/>
+        <w:spacing w:after="0"/>
         <w:rPr>
           <w:rFonts w:asciiTheme="minorHAnsi" w:eastAsiaTheme="minorEastAsia" w:hAnsiTheme="minorHAnsi" w:cstheme="minorBidi"/>
           <w:noProof/>
@@ -708,6 +719,7 @@
     <w:p>
       <w:pPr>
         <w:pStyle w:val="21"/>
+        <w:spacing w:after="0"/>
         <w:rPr>
           <w:rFonts w:asciiTheme="minorHAnsi" w:eastAsiaTheme="minorEastAsia" w:hAnsiTheme="minorHAnsi" w:cstheme="minorBidi"/>
           <w:noProof/>
@@ -769,6 +781,7 @@
     <w:p>
       <w:pPr>
         <w:pStyle w:val="21"/>
+        <w:spacing w:after="0"/>
         <w:rPr>
           <w:rFonts w:asciiTheme="minorHAnsi" w:eastAsiaTheme="minorEastAsia" w:hAnsiTheme="minorHAnsi" w:cstheme="minorBidi"/>
           <w:noProof/>
@@ -830,6 +843,7 @@
     <w:p>
       <w:pPr>
         <w:pStyle w:val="21"/>
+        <w:spacing w:after="0"/>
         <w:rPr>
           <w:rFonts w:asciiTheme="minorHAnsi" w:eastAsiaTheme="minorEastAsia" w:hAnsiTheme="minorHAnsi" w:cstheme="minorBidi"/>
           <w:noProof/>
@@ -891,6 +905,7 @@
     <w:p>
       <w:pPr>
         <w:pStyle w:val="21"/>
+        <w:spacing w:after="0"/>
         <w:rPr>
           <w:rFonts w:asciiTheme="minorHAnsi" w:eastAsiaTheme="minorEastAsia" w:hAnsiTheme="minorHAnsi" w:cstheme="minorBidi"/>
           <w:noProof/>
@@ -958,6 +973,7 @@
     <w:p>
       <w:pPr>
         <w:pStyle w:val="21"/>
+        <w:spacing w:after="0"/>
         <w:rPr>
           <w:rFonts w:asciiTheme="minorHAnsi" w:eastAsiaTheme="minorEastAsia" w:hAnsiTheme="minorHAnsi" w:cstheme="minorBidi"/>
           <w:noProof/>
@@ -1019,6 +1035,7 @@
     <w:p>
       <w:pPr>
         <w:pStyle w:val="12"/>
+        <w:spacing w:after="0"/>
         <w:rPr>
           <w:rFonts w:asciiTheme="minorHAnsi" w:eastAsiaTheme="minorEastAsia" w:hAnsiTheme="minorHAnsi" w:cstheme="minorBidi"/>
           <w:noProof/>
@@ -1080,6 +1097,7 @@
     <w:p>
       <w:pPr>
         <w:pStyle w:val="21"/>
+        <w:spacing w:after="0"/>
         <w:rPr>
           <w:rFonts w:asciiTheme="minorHAnsi" w:eastAsiaTheme="minorEastAsia" w:hAnsiTheme="minorHAnsi" w:cstheme="minorBidi"/>
           <w:noProof/>
@@ -1141,6 +1159,7 @@
     <w:p>
       <w:pPr>
         <w:pStyle w:val="21"/>
+        <w:spacing w:after="0"/>
         <w:rPr>
           <w:rFonts w:asciiTheme="minorHAnsi" w:eastAsiaTheme="minorEastAsia" w:hAnsiTheme="minorHAnsi" w:cstheme="minorBidi"/>
           <w:noProof/>
@@ -1209,6 +1228,7 @@
     <w:p>
       <w:pPr>
         <w:pStyle w:val="21"/>
+        <w:spacing w:after="0"/>
         <w:rPr>
           <w:rFonts w:asciiTheme="minorHAnsi" w:eastAsiaTheme="minorEastAsia" w:hAnsiTheme="minorHAnsi" w:cstheme="minorBidi"/>
           <w:noProof/>
@@ -1283,6 +1303,7 @@
     <w:p>
       <w:pPr>
         <w:pStyle w:val="21"/>
+        <w:spacing w:after="0"/>
         <w:rPr>
           <w:rFonts w:asciiTheme="minorHAnsi" w:eastAsiaTheme="minorEastAsia" w:hAnsiTheme="minorHAnsi" w:cstheme="minorBidi"/>
           <w:noProof/>
@@ -1344,6 +1365,7 @@
     <w:p>
       <w:pPr>
         <w:pStyle w:val="21"/>
+        <w:spacing w:after="0"/>
         <w:rPr>
           <w:rFonts w:asciiTheme="minorHAnsi" w:eastAsiaTheme="minorEastAsia" w:hAnsiTheme="minorHAnsi" w:cstheme="minorBidi"/>
           <w:noProof/>
@@ -1405,6 +1427,7 @@
     <w:p>
       <w:pPr>
         <w:pStyle w:val="21"/>
+        <w:spacing w:after="0"/>
         <w:rPr>
           <w:rFonts w:asciiTheme="minorHAnsi" w:eastAsiaTheme="minorEastAsia" w:hAnsiTheme="minorHAnsi" w:cstheme="minorBidi"/>
           <w:noProof/>
@@ -1457,6 +1480,455 @@
           <w:noProof/>
         </w:rPr>
         <w:t>51</w:t>
+      </w:r>
+      <w:r>
+        <w:rPr>
+          <w:noProof/>
+        </w:rPr>
+        <w:fldChar w:fldCharType="end"/>
+      </w:r>
+    </w:p>
+    <w:p>
+      <w:pPr>
+        <w:pStyle w:val="12"/>
+        <w:spacing w:after="0"/>
+        <w:rPr>
+          <w:rFonts w:asciiTheme="minorHAnsi" w:eastAsiaTheme="minorEastAsia" w:hAnsiTheme="minorHAnsi" w:cstheme="minorBidi"/>
+          <w:noProof/>
+          <w:color w:val="auto"/>
+          <w:kern w:val="2"/>
+          <w:sz w:val="24"/>
+          <w:szCs w:val="24"/>
+          <w14:ligatures w14:val="standardContextual"/>
+        </w:rPr>
+      </w:pPr>
+      <w:r>
+        <w:rPr>
+          <w:noProof/>
+        </w:rPr>
+        <w:t>4 Демонстрация информационной системы «</w:t>
+      </w:r>
+      <w:r>
+        <w:rPr>
+          <w:noProof/>
+          <w:lang w:val="en-US"/>
+        </w:rPr>
+        <w:t>SupremeCode</w:t>
+      </w:r>
+      <w:r>
+        <w:rPr>
+          <w:noProof/>
+        </w:rPr>
+        <w:t>»</w:t>
+      </w:r>
+      <w:r>
+        <w:rPr>
+          <w:noProof/>
+        </w:rPr>
+        <w:tab/>
+      </w:r>
+      <w:r>
+        <w:rPr>
+          <w:noProof/>
+        </w:rPr>
+        <w:fldChar w:fldCharType="begin"/>
+      </w:r>
+      <w:r>
+        <w:rPr>
+          <w:noProof/>
+        </w:rPr>
+        <w:instrText xml:space="preserve"> PAGEREF _Toc230647498 \h </w:instrText>
+      </w:r>
+      <w:r>
+        <w:rPr>
+          <w:noProof/>
+        </w:rPr>
+      </w:r>
+      <w:r>
+        <w:rPr>
+          <w:noProof/>
+        </w:rPr>
+        <w:fldChar w:fldCharType="separate"/>
+      </w:r>
+      <w:r>
+        <w:rPr>
+          <w:noProof/>
+        </w:rPr>
+        <w:t>52</w:t>
+      </w:r>
+      <w:r>
+        <w:rPr>
+          <w:noProof/>
+        </w:rPr>
+        <w:fldChar w:fldCharType="end"/>
+      </w:r>
+    </w:p>
+    <w:p>
+      <w:pPr>
+        <w:pStyle w:val="21"/>
+        <w:spacing w:after="0"/>
+        <w:rPr>
+          <w:rFonts w:asciiTheme="minorHAnsi" w:eastAsiaTheme="minorEastAsia" w:hAnsiTheme="minorHAnsi" w:cstheme="minorBidi"/>
+          <w:noProof/>
+          <w:color w:val="auto"/>
+          <w:kern w:val="2"/>
+          <w:sz w:val="24"/>
+          <w:szCs w:val="24"/>
+          <w14:ligatures w14:val="standardContextual"/>
+        </w:rPr>
+      </w:pPr>
+      <w:r>
+        <w:rPr>
+          <w:noProof/>
+        </w:rPr>
+        <w:t>4.1 Демонстрации базового пользовательского пути</w:t>
+      </w:r>
+      <w:r>
+        <w:rPr>
+          <w:noProof/>
+        </w:rPr>
+        <w:tab/>
+      </w:r>
+      <w:r>
+        <w:rPr>
+          <w:noProof/>
+        </w:rPr>
+        <w:fldChar w:fldCharType="begin"/>
+      </w:r>
+      <w:r>
+        <w:rPr>
+          <w:noProof/>
+        </w:rPr>
+        <w:instrText xml:space="preserve"> PAGEREF _Toc230647499 \h </w:instrText>
+      </w:r>
+      <w:r>
+        <w:rPr>
+          <w:noProof/>
+        </w:rPr>
+      </w:r>
+      <w:r>
+        <w:rPr>
+          <w:noProof/>
+        </w:rPr>
+        <w:fldChar w:fldCharType="separate"/>
+      </w:r>
+      <w:r>
+        <w:rPr>
+          <w:noProof/>
+        </w:rPr>
+        <w:t>52</w:t>
+      </w:r>
+      <w:r>
+        <w:rPr>
+          <w:noProof/>
+        </w:rPr>
+        <w:fldChar w:fldCharType="end"/>
+      </w:r>
+    </w:p>
+    <w:p>
+      <w:pPr>
+        <w:pStyle w:val="21"/>
+        <w:spacing w:after="0"/>
+        <w:rPr>
+          <w:rFonts w:asciiTheme="minorHAnsi" w:eastAsiaTheme="minorEastAsia" w:hAnsiTheme="minorHAnsi" w:cstheme="minorBidi"/>
+          <w:noProof/>
+          <w:color w:val="auto"/>
+          <w:kern w:val="2"/>
+          <w:sz w:val="24"/>
+          <w:szCs w:val="24"/>
+          <w14:ligatures w14:val="standardContextual"/>
+        </w:rPr>
+      </w:pPr>
+      <w:r>
+        <w:rPr>
+          <w:noProof/>
+        </w:rPr>
+        <w:t>4.2 Создание задачи</w:t>
+      </w:r>
+      <w:r>
+        <w:rPr>
+          <w:noProof/>
+        </w:rPr>
+        <w:tab/>
+      </w:r>
+      <w:r>
+        <w:rPr>
+          <w:noProof/>
+        </w:rPr>
+        <w:fldChar w:fldCharType="begin"/>
+      </w:r>
+      <w:r>
+        <w:rPr>
+          <w:noProof/>
+        </w:rPr>
+        <w:instrText xml:space="preserve"> PAGEREF _Toc230647500 \h </w:instrText>
+      </w:r>
+      <w:r>
+        <w:rPr>
+          <w:noProof/>
+        </w:rPr>
+      </w:r>
+      <w:r>
+        <w:rPr>
+          <w:noProof/>
+        </w:rPr>
+        <w:fldChar w:fldCharType="separate"/>
+      </w:r>
+      <w:r>
+        <w:rPr>
+          <w:noProof/>
+        </w:rPr>
+        <w:t>56</w:t>
+      </w:r>
+      <w:r>
+        <w:rPr>
+          <w:noProof/>
+        </w:rPr>
+        <w:fldChar w:fldCharType="end"/>
+      </w:r>
+    </w:p>
+    <w:p>
+      <w:pPr>
+        <w:pStyle w:val="21"/>
+        <w:spacing w:after="0"/>
+        <w:rPr>
+          <w:rFonts w:asciiTheme="minorHAnsi" w:eastAsiaTheme="minorEastAsia" w:hAnsiTheme="minorHAnsi" w:cstheme="minorBidi"/>
+          <w:noProof/>
+          <w:color w:val="auto"/>
+          <w:kern w:val="2"/>
+          <w:sz w:val="24"/>
+          <w:szCs w:val="24"/>
+          <w14:ligatures w14:val="standardContextual"/>
+        </w:rPr>
+      </w:pPr>
+      <w:r>
+        <w:rPr>
+          <w:noProof/>
+        </w:rPr>
+        <w:t>4.3 Редактирование задачи при помощи AI агента</w:t>
+      </w:r>
+      <w:r>
+        <w:rPr>
+          <w:noProof/>
+        </w:rPr>
+        <w:tab/>
+      </w:r>
+      <w:r>
+        <w:rPr>
+          <w:noProof/>
+        </w:rPr>
+        <w:fldChar w:fldCharType="begin"/>
+      </w:r>
+      <w:r>
+        <w:rPr>
+          <w:noProof/>
+        </w:rPr>
+        <w:instrText xml:space="preserve"> PAGEREF _Toc230647501 \h </w:instrText>
+      </w:r>
+      <w:r>
+        <w:rPr>
+          <w:noProof/>
+        </w:rPr>
+      </w:r>
+      <w:r>
+        <w:rPr>
+          <w:noProof/>
+        </w:rPr>
+        <w:fldChar w:fldCharType="separate"/>
+      </w:r>
+      <w:r>
+        <w:rPr>
+          <w:noProof/>
+        </w:rPr>
+        <w:t>56</w:t>
+      </w:r>
+      <w:r>
+        <w:rPr>
+          <w:noProof/>
+        </w:rPr>
+        <w:fldChar w:fldCharType="end"/>
+      </w:r>
+    </w:p>
+    <w:p>
+      <w:pPr>
+        <w:pStyle w:val="21"/>
+        <w:spacing w:after="0"/>
+        <w:rPr>
+          <w:rFonts w:asciiTheme="minorHAnsi" w:eastAsiaTheme="minorEastAsia" w:hAnsiTheme="minorHAnsi" w:cstheme="minorBidi"/>
+          <w:noProof/>
+          <w:color w:val="auto"/>
+          <w:kern w:val="2"/>
+          <w:sz w:val="24"/>
+          <w:szCs w:val="24"/>
+          <w14:ligatures w14:val="standardContextual"/>
+        </w:rPr>
+      </w:pPr>
+      <w:r>
+        <w:rPr>
+          <w:noProof/>
+        </w:rPr>
+        <w:t>4.4 Редактирование кода на платформе</w:t>
+      </w:r>
+      <w:r>
+        <w:rPr>
+          <w:noProof/>
+        </w:rPr>
+        <w:tab/>
+      </w:r>
+      <w:r>
+        <w:rPr>
+          <w:noProof/>
+        </w:rPr>
+        <w:fldChar w:fldCharType="begin"/>
+      </w:r>
+      <w:r>
+        <w:rPr>
+          <w:noProof/>
+        </w:rPr>
+        <w:instrText xml:space="preserve"> PAGEREF _Toc230647502 \h </w:instrText>
+      </w:r>
+      <w:r>
+        <w:rPr>
+          <w:noProof/>
+        </w:rPr>
+      </w:r>
+      <w:r>
+        <w:rPr>
+          <w:noProof/>
+        </w:rPr>
+        <w:fldChar w:fldCharType="separate"/>
+      </w:r>
+      <w:r>
+        <w:rPr>
+          <w:noProof/>
+        </w:rPr>
+        <w:t>59</w:t>
+      </w:r>
+      <w:r>
+        <w:rPr>
+          <w:noProof/>
+        </w:rPr>
+        <w:fldChar w:fldCharType="end"/>
+      </w:r>
+    </w:p>
+    <w:p>
+      <w:pPr>
+        <w:pStyle w:val="21"/>
+        <w:spacing w:after="0"/>
+        <w:rPr>
+          <w:rFonts w:asciiTheme="minorHAnsi" w:eastAsiaTheme="minorEastAsia" w:hAnsiTheme="minorHAnsi" w:cstheme="minorBidi"/>
+          <w:noProof/>
+          <w:color w:val="auto"/>
+          <w:kern w:val="2"/>
+          <w:sz w:val="24"/>
+          <w:szCs w:val="24"/>
+          <w14:ligatures w14:val="standardContextual"/>
+        </w:rPr>
+      </w:pPr>
+      <w:r>
+        <w:rPr>
+          <w:rFonts w:eastAsiaTheme="minorHAnsi"/>
+          <w:noProof/>
+          <w:lang w:eastAsia="en-US"/>
+        </w:rPr>
+        <w:t>4.5 Вывод по главе</w:t>
+      </w:r>
+      <w:r>
+        <w:rPr>
+          <w:noProof/>
+        </w:rPr>
+        <w:tab/>
+      </w:r>
+      <w:r>
+        <w:rPr>
+          <w:noProof/>
+        </w:rPr>
+        <w:fldChar w:fldCharType="begin"/>
+      </w:r>
+      <w:r>
+        <w:rPr>
+          <w:noProof/>
+        </w:rPr>
+        <w:instrText xml:space="preserve"> PAGEREF _Toc230647503 \h </w:instrText>
+      </w:r>
+      <w:r>
+        <w:rPr>
+          <w:noProof/>
+        </w:rPr>
+      </w:r>
+      <w:r>
+        <w:rPr>
+          <w:noProof/>
+        </w:rPr>
+        <w:fldChar w:fldCharType="separate"/>
+      </w:r>
+      <w:r>
+        <w:rPr>
+          <w:noProof/>
+        </w:rPr>
+        <w:t>61</w:t>
+      </w:r>
+      <w:r>
+        <w:rPr>
+          <w:noProof/>
+        </w:rPr>
+        <w:fldChar w:fldCharType="end"/>
+      </w:r>
+    </w:p>
+    <w:p>
+      <w:pPr>
+        <w:pStyle w:val="12"/>
+        <w:spacing w:after="0"/>
+        <w:rPr>
+          <w:rFonts w:asciiTheme="minorHAnsi" w:eastAsiaTheme="minorEastAsia" w:hAnsiTheme="minorHAnsi" w:cstheme="minorBidi"/>
+          <w:noProof/>
+          <w:color w:val="auto"/>
+          <w:kern w:val="2"/>
+          <w:sz w:val="24"/>
+          <w:szCs w:val="24"/>
+          <w14:ligatures w14:val="standardContextual"/>
+        </w:rPr>
+      </w:pPr>
+      <w:r>
+        <w:rPr>
+          <w:noProof/>
+        </w:rPr>
+        <w:t>Заключение</w:t>
+      </w:r>
+      <w:r>
+        <w:rPr>
+          <w:noProof/>
+        </w:rPr>
+        <w:tab/>
+      </w:r>
+      <w:r>
+        <w:rPr>
+          <w:noProof/>
+        </w:rPr>
+        <w:fldChar w:fldCharType="begin"/>
+      </w:r>
+      <w:r>
+        <w:rPr>
+          <w:noProof/>
+        </w:rPr>
+        <w:instrText xml:space="preserve"> PAGEREF _Toc230647504 \h </w:instrText>
+      </w:r>
+      <w:r>
+        <w:rPr>
+          <w:noProof/>
+        </w:rPr>
+      </w:r>
+      <w:r>
+        <w:rPr>
+          <w:noProof/>
+        </w:rPr>
+        <w:fldChar w:fldCharType="separate"/>
+      </w:r>
+      <w:r>
+        <w:rPr>
+          <w:noProof/>
+        </w:rPr>
+        <w:t>62</w:t>
       </w:r>
       <w:r>
         <w:rPr>
@@ -1486,6 +1958,7 @@
     <w:p>
       <w:pPr>
         <w:pStyle w:val="12"/>
+        <w:spacing w:after="0"/>
         <w:rPr>
           <w:rFonts w:asciiTheme="minorHAnsi" w:eastAsiaTheme="minorEastAsia" w:hAnsiTheme="minorHAnsi" w:cstheme="minorBidi"/>
           <w:noProof/>
@@ -1501,66 +1974,54 @@
           <w:noProof/>
         </w:rPr>
         <w:lastRenderedPageBreak/>
-        <w:t>4 Демонстрация информационной системы «</w:t>
+        <w:t>Перечень использованных информационных ресурсов</w:t>
       </w:r>
       <w:r>
         <w:rPr>
           <w:noProof/>
-          <w:lang w:val="en-US"/>
-        </w:rPr>
-        <w:t>SupremeCode</w:t>
+        </w:rPr>
+        <w:tab/>
       </w:r>
       <w:r>
         <w:rPr>
           <w:noProof/>
         </w:rPr>
-        <w:t>»</w:t>
+        <w:fldChar w:fldCharType="begin"/>
       </w:r>
       <w:r>
         <w:rPr>
           <w:noProof/>
         </w:rPr>
-        <w:tab/>
+        <w:instrText xml:space="preserve"> PAGEREF _Toc230647505 \h </w:instrText>
       </w:r>
       <w:r>
         <w:rPr>
           <w:noProof/>
         </w:rPr>
-        <w:fldChar w:fldCharType="begin"/>
       </w:r>
       <w:r>
         <w:rPr>
           <w:noProof/>
         </w:rPr>
-        <w:instrText xml:space="preserve"> PAGEREF _Toc230647498 \h </w:instrText>
+        <w:fldChar w:fldCharType="separate"/>
       </w:r>
       <w:r>
         <w:rPr>
           <w:noProof/>
         </w:rPr>
+        <w:t>63</w:t>
       </w:r>
       <w:r>
         <w:rPr>
           <w:noProof/>
         </w:rPr>
-        <w:fldChar w:fldCharType="separate"/>
-      </w:r>
-      <w:r>
-        <w:rPr>
-          <w:noProof/>
-        </w:rPr>
-        <w:t>52</w:t>
-      </w:r>
-      <w:r>
-        <w:rPr>
-          <w:noProof/>
-        </w:rPr>
         <w:fldChar w:fldCharType="end"/>
       </w:r>
     </w:p>
     <w:p>
       <w:pPr>
-        <w:pStyle w:val="21"/>
+        <w:pStyle w:val="12"/>
+        <w:spacing w:after="0"/>
         <w:rPr>
           <w:rFonts w:asciiTheme="minorHAnsi" w:eastAsiaTheme="minorEastAsia" w:hAnsiTheme="minorHAnsi" w:cstheme="minorBidi"/>
           <w:noProof/>
@@ -1575,7 +2036,7 @@
         <w:rPr>
           <w:noProof/>
         </w:rPr>
-        <w:t>4.1 Демонстрации базового пользовательского пути</w:t>
+        <w:t>Приложение А Техническое задание</w:t>
       </w:r>
       <w:r>
         <w:rPr>
@@ -1593,7 +2054,7 @@
         <w:rPr>
           <w:noProof/>
         </w:rPr>
-        <w:instrText xml:space="preserve"> PAGEREF _Toc230647499 \h </w:instrText>
+        <w:instrText xml:space="preserve"> PAGEREF _Toc230647506 \h </w:instrText>
       </w:r>
       <w:r>
         <w:rPr>
@@ -1610,7 +2071,7 @@
         <w:rPr>
           <w:noProof/>
         </w:rPr>
-        <w:t>52</w:t>
+        <w:t>65</w:t>
       </w:r>
       <w:r>
         <w:rPr>
@@ -1621,436 +2082,8 @@
     </w:p>
     <w:p>
       <w:pPr>
-        <w:pStyle w:val="21"/>
-        <w:rPr>
-          <w:rFonts w:asciiTheme="minorHAnsi" w:eastAsiaTheme="minorEastAsia" w:hAnsiTheme="minorHAnsi" w:cstheme="minorBidi"/>
-          <w:noProof/>
-          <w:color w:val="auto"/>
-          <w:kern w:val="2"/>
-          <w:sz w:val="24"/>
-          <w:szCs w:val="24"/>
-          <w14:ligatures w14:val="standardContextual"/>
-        </w:rPr>
-      </w:pPr>
-      <w:r>
-        <w:rPr>
-          <w:noProof/>
-        </w:rPr>
-        <w:t>4.2 Создание задачи</w:t>
-      </w:r>
-      <w:r>
-        <w:rPr>
-          <w:noProof/>
-        </w:rPr>
-        <w:tab/>
-      </w:r>
-      <w:r>
-        <w:rPr>
-          <w:noProof/>
-        </w:rPr>
-        <w:fldChar w:fldCharType="begin"/>
-      </w:r>
-      <w:r>
-        <w:rPr>
-          <w:noProof/>
-        </w:rPr>
-        <w:instrText xml:space="preserve"> PAGEREF _Toc230647500 \h </w:instrText>
-      </w:r>
-      <w:r>
-        <w:rPr>
-          <w:noProof/>
-        </w:rPr>
-      </w:r>
-      <w:r>
-        <w:rPr>
-          <w:noProof/>
-        </w:rPr>
-        <w:fldChar w:fldCharType="separate"/>
-      </w:r>
-      <w:r>
-        <w:rPr>
-          <w:noProof/>
-        </w:rPr>
-        <w:t>56</w:t>
-      </w:r>
-      <w:r>
-        <w:rPr>
-          <w:noProof/>
-        </w:rPr>
-        <w:fldChar w:fldCharType="end"/>
-      </w:r>
-    </w:p>
-    <w:p>
-      <w:pPr>
-        <w:pStyle w:val="21"/>
-        <w:rPr>
-          <w:rFonts w:asciiTheme="minorHAnsi" w:eastAsiaTheme="minorEastAsia" w:hAnsiTheme="minorHAnsi" w:cstheme="minorBidi"/>
-          <w:noProof/>
-          <w:color w:val="auto"/>
-          <w:kern w:val="2"/>
-          <w:sz w:val="24"/>
-          <w:szCs w:val="24"/>
-          <w14:ligatures w14:val="standardContextual"/>
-        </w:rPr>
-      </w:pPr>
-      <w:r>
-        <w:rPr>
-          <w:noProof/>
-        </w:rPr>
-        <w:t>4.3 Редактирование задачи при помощи AI агента</w:t>
-      </w:r>
-      <w:r>
-        <w:rPr>
-          <w:noProof/>
-        </w:rPr>
-        <w:tab/>
-      </w:r>
-      <w:r>
-        <w:rPr>
-          <w:noProof/>
-        </w:rPr>
-        <w:fldChar w:fldCharType="begin"/>
-      </w:r>
-      <w:r>
-        <w:rPr>
-          <w:noProof/>
-        </w:rPr>
-        <w:instrText xml:space="preserve"> PAGEREF _Toc230647501 \h </w:instrText>
-      </w:r>
-      <w:r>
-        <w:rPr>
-          <w:noProof/>
-        </w:rPr>
-      </w:r>
-      <w:r>
-        <w:rPr>
-          <w:noProof/>
-        </w:rPr>
-        <w:fldChar w:fldCharType="separate"/>
-      </w:r>
-      <w:r>
-        <w:rPr>
-          <w:noProof/>
-        </w:rPr>
-        <w:t>56</w:t>
-      </w:r>
-      <w:r>
-        <w:rPr>
-          <w:noProof/>
-        </w:rPr>
-        <w:fldChar w:fldCharType="end"/>
-      </w:r>
-    </w:p>
-    <w:p>
-      <w:pPr>
-        <w:pStyle w:val="21"/>
-        <w:rPr>
-          <w:rFonts w:asciiTheme="minorHAnsi" w:eastAsiaTheme="minorEastAsia" w:hAnsiTheme="minorHAnsi" w:cstheme="minorBidi"/>
-          <w:noProof/>
-          <w:color w:val="auto"/>
-          <w:kern w:val="2"/>
-          <w:sz w:val="24"/>
-          <w:szCs w:val="24"/>
-          <w14:ligatures w14:val="standardContextual"/>
-        </w:rPr>
-      </w:pPr>
-      <w:r>
-        <w:rPr>
-          <w:noProof/>
-        </w:rPr>
-        <w:t>4.4 Редактирование кода на платформе</w:t>
-      </w:r>
-      <w:r>
-        <w:rPr>
-          <w:noProof/>
-        </w:rPr>
-        <w:tab/>
-      </w:r>
-      <w:r>
-        <w:rPr>
-          <w:noProof/>
-        </w:rPr>
-        <w:fldChar w:fldCharType="begin"/>
-      </w:r>
-      <w:r>
-        <w:rPr>
-          <w:noProof/>
-        </w:rPr>
-        <w:instrText xml:space="preserve"> PAGEREF _Toc230647502 \h </w:instrText>
-      </w:r>
-      <w:r>
-        <w:rPr>
-          <w:noProof/>
-        </w:rPr>
-      </w:r>
-      <w:r>
-        <w:rPr>
-          <w:noProof/>
-        </w:rPr>
-        <w:fldChar w:fldCharType="separate"/>
-      </w:r>
-      <w:r>
-        <w:rPr>
-          <w:noProof/>
-        </w:rPr>
-        <w:t>59</w:t>
-      </w:r>
-      <w:r>
-        <w:rPr>
-          <w:noProof/>
-        </w:rPr>
-        <w:fldChar w:fldCharType="end"/>
-      </w:r>
-    </w:p>
-    <w:p>
-      <w:pPr>
-        <w:pStyle w:val="21"/>
-        <w:rPr>
-          <w:rFonts w:asciiTheme="minorHAnsi" w:eastAsiaTheme="minorEastAsia" w:hAnsiTheme="minorHAnsi" w:cstheme="minorBidi"/>
-          <w:noProof/>
-          <w:color w:val="auto"/>
-          <w:kern w:val="2"/>
-          <w:sz w:val="24"/>
-          <w:szCs w:val="24"/>
-          <w14:ligatures w14:val="standardContextual"/>
-        </w:rPr>
-      </w:pPr>
-      <w:r>
-        <w:rPr>
-          <w:rFonts w:eastAsiaTheme="minorHAnsi"/>
-          <w:noProof/>
-          <w:lang w:eastAsia="en-US"/>
-        </w:rPr>
-        <w:t>4.5 Вывод по главе</w:t>
-      </w:r>
-      <w:r>
-        <w:rPr>
-          <w:noProof/>
-        </w:rPr>
-        <w:tab/>
-      </w:r>
-      <w:r>
-        <w:rPr>
-          <w:noProof/>
-        </w:rPr>
-        <w:fldChar w:fldCharType="begin"/>
-      </w:r>
-      <w:r>
-        <w:rPr>
-          <w:noProof/>
-        </w:rPr>
-        <w:instrText xml:space="preserve"> PAGEREF _Toc230647503 \h </w:instrText>
-      </w:r>
-      <w:r>
-        <w:rPr>
-          <w:noProof/>
-        </w:rPr>
-      </w:r>
-      <w:r>
-        <w:rPr>
-          <w:noProof/>
-        </w:rPr>
-        <w:fldChar w:fldCharType="separate"/>
-      </w:r>
-      <w:r>
-        <w:rPr>
-          <w:noProof/>
-        </w:rPr>
-        <w:t>61</w:t>
-      </w:r>
-      <w:r>
-        <w:rPr>
-          <w:noProof/>
-        </w:rPr>
-        <w:fldChar w:fldCharType="end"/>
-      </w:r>
-    </w:p>
-    <w:p>
-      <w:pPr>
         <w:pStyle w:val="12"/>
-        <w:rPr>
-          <w:rFonts w:asciiTheme="minorHAnsi" w:eastAsiaTheme="minorEastAsia" w:hAnsiTheme="minorHAnsi" w:cstheme="minorBidi"/>
-          <w:noProof/>
-          <w:color w:val="auto"/>
-          <w:kern w:val="2"/>
-          <w:sz w:val="24"/>
-          <w:szCs w:val="24"/>
-          <w14:ligatures w14:val="standardContextual"/>
-        </w:rPr>
-      </w:pPr>
-      <w:r>
-        <w:rPr>
-          <w:noProof/>
-        </w:rPr>
-        <w:t>Заключение</w:t>
-      </w:r>
-      <w:r>
-        <w:rPr>
-          <w:noProof/>
-        </w:rPr>
-        <w:tab/>
-      </w:r>
-      <w:r>
-        <w:rPr>
-          <w:noProof/>
-        </w:rPr>
-        <w:fldChar w:fldCharType="begin"/>
-      </w:r>
-      <w:r>
-        <w:rPr>
-          <w:noProof/>
-        </w:rPr>
-        <w:instrText xml:space="preserve"> PAGEREF _Toc230647504 \h </w:instrText>
-      </w:r>
-      <w:r>
-        <w:rPr>
-          <w:noProof/>
-        </w:rPr>
-      </w:r>
-      <w:r>
-        <w:rPr>
-          <w:noProof/>
-        </w:rPr>
-        <w:fldChar w:fldCharType="separate"/>
-      </w:r>
-      <w:r>
-        <w:rPr>
-          <w:noProof/>
-        </w:rPr>
-        <w:t>62</w:t>
-      </w:r>
-      <w:r>
-        <w:rPr>
-          <w:noProof/>
-        </w:rPr>
-        <w:fldChar w:fldCharType="end"/>
-      </w:r>
-    </w:p>
-    <w:p>
-      <w:pPr>
-        <w:pStyle w:val="12"/>
-        <w:rPr>
-          <w:rFonts w:asciiTheme="minorHAnsi" w:eastAsiaTheme="minorEastAsia" w:hAnsiTheme="minorHAnsi" w:cstheme="minorBidi"/>
-          <w:noProof/>
-          <w:color w:val="auto"/>
-          <w:kern w:val="2"/>
-          <w:sz w:val="24"/>
-          <w:szCs w:val="24"/>
-          <w14:ligatures w14:val="standardContextual"/>
-        </w:rPr>
-      </w:pPr>
-      <w:r>
-        <w:rPr>
-          <w:noProof/>
-        </w:rPr>
-        <w:t>Перечень использованных информационных ресурсов</w:t>
-      </w:r>
-      <w:r>
-        <w:rPr>
-          <w:noProof/>
-        </w:rPr>
-        <w:tab/>
-      </w:r>
-      <w:r>
-        <w:rPr>
-          <w:noProof/>
-        </w:rPr>
-        <w:fldChar w:fldCharType="begin"/>
-      </w:r>
-      <w:r>
-        <w:rPr>
-          <w:noProof/>
-        </w:rPr>
-        <w:instrText xml:space="preserve"> PAGEREF _Toc230647505 \h </w:instrText>
-      </w:r>
-      <w:r>
-        <w:rPr>
-          <w:noProof/>
-        </w:rPr>
-      </w:r>
-      <w:r>
-        <w:rPr>
-          <w:noProof/>
-        </w:rPr>
-        <w:fldChar w:fldCharType="separate"/>
-      </w:r>
-      <w:r>
-        <w:rPr>
-          <w:noProof/>
-        </w:rPr>
-        <w:t>63</w:t>
-      </w:r>
-      <w:r>
-        <w:rPr>
-          <w:noProof/>
-        </w:rPr>
-        <w:fldChar w:fldCharType="end"/>
-      </w:r>
-    </w:p>
-    <w:p>
-      <w:pPr>
-        <w:pStyle w:val="12"/>
-        <w:rPr>
-          <w:rFonts w:asciiTheme="minorHAnsi" w:eastAsiaTheme="minorEastAsia" w:hAnsiTheme="minorHAnsi" w:cstheme="minorBidi"/>
-          <w:noProof/>
-          <w:color w:val="auto"/>
-          <w:kern w:val="2"/>
-          <w:sz w:val="24"/>
-          <w:szCs w:val="24"/>
-          <w14:ligatures w14:val="standardContextual"/>
-        </w:rPr>
-      </w:pPr>
-      <w:r>
-        <w:rPr>
-          <w:noProof/>
-        </w:rPr>
-        <w:t>Приложение А Техническое задание</w:t>
-      </w:r>
-      <w:r>
-        <w:rPr>
-          <w:noProof/>
-        </w:rPr>
-        <w:tab/>
-      </w:r>
-      <w:r>
-        <w:rPr>
-          <w:noProof/>
-        </w:rPr>
-        <w:fldChar w:fldCharType="begin"/>
-      </w:r>
-      <w:r>
-        <w:rPr>
-          <w:noProof/>
-        </w:rPr>
-        <w:instrText xml:space="preserve"> PAGEREF _Toc230647506 \h </w:instrText>
-      </w:r>
-      <w:r>
-        <w:rPr>
-          <w:noProof/>
-        </w:rPr>
-      </w:r>
-      <w:r>
-        <w:rPr>
-          <w:noProof/>
-        </w:rPr>
-        <w:fldChar w:fldCharType="separate"/>
-      </w:r>
-      <w:r>
-        <w:rPr>
-          <w:noProof/>
-        </w:rPr>
-        <w:t>65</w:t>
-      </w:r>
-      <w:r>
-        <w:rPr>
-          <w:noProof/>
-        </w:rPr>
-        <w:fldChar w:fldCharType="end"/>
-      </w:r>
-    </w:p>
-    <w:p>
-      <w:pPr>
-        <w:pStyle w:val="12"/>
+        <w:spacing w:after="0"/>
         <w:rPr>
           <w:rFonts w:asciiTheme="minorHAnsi" w:eastAsiaTheme="minorEastAsia" w:hAnsiTheme="minorHAnsi" w:cstheme="minorBidi"/>
           <w:noProof/>
